--- a/livrables/lecons/enneagramme/2026-07-01_lecon-enneagramme_05_type-3-battant-performeur.docx
+++ b/livrables/lecons/enneagramme/2026-07-01_lecon-enneagramme_05_type-3-battant-performeur.docx
@@ -798,8 +798,19 @@
           <w:sz w:val="22"/>
           <w:szCs w:val="22"/>
         </w:rPr>
-        <w:t xml:space="preserve">« « Les 3 s'adaptent à ce qu'ils croient que les autres veulent qu'ils soient. Dans la course éperdue à accomplir tout ce qui, croient-ils, les rendra plus précieux, ils peuvent s'aliéner au point de ne plus savoir ce qu'ils veulent vraiment. »
-— Don Richard Riso &amp; Russ Hudson, The Wisdom of the Enneagram »</w:t>
+        <w:t xml:space="preserve">Reformulation de la leçon, NON citée : les 3 s'ajustent à ce qu'ils croient que les autres attendent d'eux ; à force de courir après ce qui, pensent-ils, les rendra précieux, ils peuvent se couper de ce qu'ils veulent vraiment.
+— d'après Don Richard Riso &amp; Russ Hudson, The Wisdom of the Enneagram, ouvrage référencé par les pages de l'Enneagram Institute et de Wikipedia listées ci-dessous, et non consulté pendant la rédaction</w:t>
+      </w:r>
+      <w:r>
+        <w:rPr>
+          <w:rFonts w:ascii="Times New Roman" w:cs="Times New Roman" w:eastAsia="Times New Roman" w:hAnsi="Times New Roman"/>
+          <w:i/>
+          <w:iCs/>
+          <w:color w:val="6B7280"/>
+          <w:sz w:val="18"/>
+          <w:szCs w:val="18"/>
+        </w:rPr>
+        <w:t xml:space="preserve"> [Corrigé le 09/10/2026 : même défaut que la citation de Helen Palmer plus bas : une phrase française entre guillemets prêtée à un ouvrage anglais non ouvert, absente des sept pages listées. Guillemets retirés, idée maintenue, ouvrage toujours référencé — et il l'est réellement par deux des pages listées]</w:t>
       </w:r>
     </w:p>
     <w:p>
@@ -827,7 +838,18 @@
           <w:sz w:val="22"/>
           <w:szCs w:val="22"/>
         </w:rPr>
-        <w:t xml:space="preserve">Claudio Naranjo, dans son approche caractérologique, décrit la fixation du 3 comme la « tromperie de soi » : le 3 n'est pas tant malhonnête avec les autres qu'avec lui-même.</w:t>
+        <w:t xml:space="preserve">La fixation du Type 3 se nomme « Deceit » dans le tableau des neuf types de la page Wikipedia listée ci-dessous, en regard de « Vanity » pour la passion et de « Truthfulness » pour la vertu : le 3 n'est pas tant malhonnête avec les autres qu'avec lui-même. Claudio Naranjo, que cette même page présente comme le psychiatre chilien ayant développé et enseigné le système aux États-Unis après l'avoir étudié auprès d'Ichazo en 1970, est à l'origine de l'approche caractérologique d'où vient ce vocabulaire.</w:t>
+      </w:r>
+      <w:r>
+        <w:rPr>
+          <w:rFonts w:ascii="Times New Roman" w:cs="Times New Roman" w:eastAsia="Times New Roman" w:hAnsi="Times New Roman"/>
+          <w:i/>
+          <w:iCs/>
+          <w:color w:val="6B7280"/>
+          <w:sz w:val="18"/>
+          <w:szCs w:val="18"/>
+        </w:rPr>
+        <w:t xml:space="preserve"> [Corrigé le 09/10/2026 : la leçon prêtait à Claudio Naranjo la formule « tromperie de soi ». Naranjo est bien sur la page Wikipedia listée, et abondamment, mais ni « tromperie de soi » ni « self-deception » ne lui y sont attribués ; le terme de la page pour la fixation du 3 est « Deceit », et crystalknows.com, également listée, parle de « Self-Deception » sans nommer personne. Le mot est rendu à la page qui le porte, et ce que Naranjo a fait est dit d'après la page qui le dit]</w:t>
       </w:r>
     </w:p>
     <w:p>
@@ -996,7 +1018,18 @@
           <w:sz w:val="22"/>
           <w:szCs w:val="22"/>
         </w:rPr>
-        <w:t xml:space="preserve">Helen Palmer (Narrative Enneagram) souligne que le Type 3 est le type le plus valorisé dans les cultures occidentales modernes : efficacité, performance, image positive, adaptabilité sociale. C'est pourquoi il est souvent difficile à identifier — ses comportements sont hautement récompensés par la société.</w:t>
+        <w:t xml:space="preserve">Helen Palmer — cofondatrice, avec David Daniels, MD, de l'école The Narrative Enneagram, dont la page « À propos » écrit qu'ils ont « began the Enneagram Professional Training Program » en 1988 — souligne que le Type 3 est le type le plus valorisé dans les cultures occidentales modernes : efficacité, performance, image positive, adaptabilité sociale. C'est pourquoi il est souvent difficile à identifier — ses comportements sont hautement récompensés par la société.</w:t>
+      </w:r>
+      <w:r>
+        <w:rPr>
+          <w:rFonts w:ascii="Times New Roman" w:cs="Times New Roman" w:eastAsia="Times New Roman" w:hAnsi="Times New Roman"/>
+          <w:i/>
+          <w:iCs/>
+          <w:color w:val="6B7280"/>
+          <w:sz w:val="18"/>
+          <w:szCs w:val="18"/>
+        </w:rPr>
+        <w:t xml:space="preserve"> [Corrigé le 09/10/2026 : la leçon écrivait « Helen Palmer (Narrative Enneagram) » sans qu'aucune de ses sept pages listées ne porte le mot « narrative » — ni dans son texte, ni dans son adresse. L'affiliation est juste au fond, elle n'était pas sourcée : la page de l'école est désormais citée et listée. ⚠️ Piège écarté au passage : la page Wikipedia « Helen Palmer (author) » est celle d'une AUTRE Helen Palmer, l'autrice jeunesse épouse de Dr. Seuss — la lier aurait attribué l'Ennéagramme à la mauvaise personne]</w:t>
       </w:r>
     </w:p>
     <w:p>
@@ -1014,8 +1047,19 @@
           <w:sz w:val="22"/>
           <w:szCs w:val="22"/>
         </w:rPr>
-        <w:t xml:space="preserve">« « Dans les cultures qui valorisent la réussite, le Type 3 est la norme sociale. Sa pathologie est invisible car elle est applaudie. »
-— Helen Palmer, The Enneagram in Love and Work »</w:t>
+        <w:t xml:space="preserve">Idée directrice de cette section, reformulée par la leçon et NON citée : dans une culture qui valorise la réussite, le Type 3 tend à devenir la norme sociale, et ce qui relève chez lui de la pathologie passe d'autant plus inaperçu qu'il est applaudi.
+— d'après Helen Palmer, The Enneagram in Love and Work, ouvrage référencé par la page Wikipedia listée ci-dessous (« Palmer, The Enneagram in Love and Work ») et non consulté pendant la rédaction</w:t>
+      </w:r>
+      <w:r>
+        <w:rPr>
+          <w:rFonts w:ascii="Times New Roman" w:cs="Times New Roman" w:eastAsia="Times New Roman" w:hAnsi="Times New Roman"/>
+          <w:i/>
+          <w:iCs/>
+          <w:color w:val="6B7280"/>
+          <w:sz w:val="18"/>
+          <w:szCs w:val="18"/>
+        </w:rPr>
+        <w:t xml:space="preserve"> [Corrigé le 09/10/2026 : ces deux phrases étaient données entre guillemets comme une citation de Helen Palmer. Elles ne figurent sur aucune des sept pages listées, et une phrase française ne peut pas être la citation littérale d'un ouvrage écrit en anglais dont le texte n'a pas été ouvert. Les guillemets sont retirés, l'idée est maintenue, l'ouvrage reste référencé — et la page Wikipedia listée le cite bien]</w:t>
       </w:r>
     </w:p>
     <w:p>
@@ -1676,8 +1720,19 @@
           <w:sz w:val="22"/>
           <w:szCs w:val="22"/>
         </w:rPr>
-        <w:t xml:space="preserve">« « Apprends à rester dans l'inconfort de l'émotion au lieu de l'esquiver par l'action. »
-— Synthèse des approches francophones (enneagrammepratique.fr / capsurvous.com) »</w:t>
+        <w:t xml:space="preserve">Consigne de la leçon, et non citation : apprendre à rester dans l'inconfort de l'émotion au lieu de l'esquiver par l'action.
+— elle résume l'esprit des approches francophones listées ci-dessous (enneagrammepratique.fr, capsurvous.com) sans reprendre aucune de leurs phrases</w:t>
+      </w:r>
+      <w:r>
+        <w:rPr>
+          <w:rFonts w:ascii="Times New Roman" w:cs="Times New Roman" w:eastAsia="Times New Roman" w:hAnsi="Times New Roman"/>
+          <w:i/>
+          <w:iCs/>
+          <w:color w:val="6B7280"/>
+          <w:sz w:val="18"/>
+          <w:szCs w:val="18"/>
+        </w:rPr>
+        <w:t xml:space="preserve"> [Corrigé le 09/10/2026 : la phrase était entre guillemets et attribuée à une « Synthèse des approches francophones (enneagrammepratique.fr / capsurvous.com) » : ni l'une ni l'autre de ces deux pages ne la porte. Une synthèse se rédige, elle ne se cite pas — les guillemets sont retirés]</w:t>
       </w:r>
     </w:p>
     <w:p>
@@ -2394,6 +2449,57 @@
     </w:p>
     <w:p>
       <w:pPr>
+        <w:spacing w:after="100" w:before="100"/>
+      </w:pPr>
+      <w:r>
+        <w:rPr>
+          <w:rFonts w:ascii="Times New Roman" w:cs="Times New Roman" w:eastAsia="Times New Roman" w:hAnsi="Times New Roman"/>
+          <w:color w:val="1F2937"/>
+          <w:sz w:val="22"/>
+          <w:szCs w:val="22"/>
+        </w:rPr>
+        <w:t xml:space="preserve">→ </w:t>
+      </w:r>
+      <w:hyperlink w:history="1" r:id="rIdtne0910corr">
+        <w:r>
+          <w:rPr>
+            <w:rFonts w:ascii="Times New Roman" w:cs="Times New Roman" w:eastAsia="Times New Roman" w:hAnsi="Times New Roman"/>
+            <w:color w:val="1155CC"/>
+            <w:sz w:val="22"/>
+            <w:szCs w:val="22"/>
+            <w:u w:val="single"/>
+          </w:rPr>
+          <w:t xml:space="preserve">The Narrative Enneagram — À propos</w:t>
+        </w:r>
+      </w:hyperlink>
+      <w:r>
+        <w:rPr>
+          <w:rFonts w:ascii="Times New Roman" w:cs="Times New Roman" w:eastAsia="Times New Roman" w:hAnsi="Times New Roman"/>
+          <w:color w:val="1F2937"/>
+          <w:sz w:val="22"/>
+          <w:szCs w:val="22"/>
+        </w:rPr>
+        <w:t xml:space="preserve"> — École cofondée par Helen Palmer et David Daniels, MD ; source de l'affiliation citée au point 4</w:t>
+      </w:r>
+    </w:p>
+    <w:p>
+      <w:pPr>
+        <w:spacing w:after="100" w:before="100"/>
+      </w:pPr>
+      <w:r>
+        <w:rPr>
+          <w:rFonts w:ascii="Times New Roman" w:cs="Times New Roman" w:eastAsia="Times New Roman" w:hAnsi="Times New Roman"/>
+          <w:i/>
+          <w:iCs/>
+          <w:color w:val="6B7280"/>
+          <w:sz w:val="18"/>
+          <w:szCs w:val="18"/>
+        </w:rPr>
+        <w:t xml:space="preserve"> [Corrigé le 09/10/2026 : ressource ajoutée : la leçon citait l'école dans son corps sans la lister. Vérifiée le 09/10/2026, HTTP 200, 6 066 caractères de texte]</w:t>
+      </w:r>
+    </w:p>
+    <w:p>
+      <w:pPr>
         <w:spacing w:after="200" w:before="200"/>
         <w:jc w:val="center"/>
       </w:pPr>
@@ -2534,6 +2640,186 @@
           <w:szCs w:val="18"/>
         </w:rPr>
         <w:t xml:space="preserve">Parcours personnel d'apprentissage — 1er juillet 2026</w:t>
+      </w:r>
+    </w:p>
+    <w:p>
+      <w:pPr>
+        <w:spacing w:after="100" w:before="100"/>
+      </w:pPr>
+      <w:r>
+        <w:rPr>
+          <w:rFonts w:ascii="Times New Roman" w:cs="Times New Roman" w:eastAsia="Times New Roman" w:hAnsi="Times New Roman"/>
+          <w:b/>
+          <w:bCs/>
+          <w:color w:val="1F2937"/>
+          <w:sz w:val="26"/>
+          <w:szCs w:val="26"/>
+        </w:rPr>
+        <w:t xml:space="preserve">📝 Journal des corrections</w:t>
+      </w:r>
+    </w:p>
+    <w:p>
+      <w:pPr>
+        <w:spacing w:after="100" w:before="100"/>
+      </w:pPr>
+      <w:r>
+        <w:rPr>
+          <w:rFonts w:ascii="Times New Roman" w:cs="Times New Roman" w:eastAsia="Times New Roman" w:hAnsi="Times New Roman"/>
+          <w:color w:val="6B7280"/>
+          <w:sz w:val="18"/>
+          <w:szCs w:val="18"/>
+        </w:rPr>
+        <w:t xml:space="preserve">Corrections du 09/10/2026, après relecture de la leçon et réouverture de ses pages. Le texte d'origine est conservé ici ; les corrections sont signalées dans le corps par un marqueur gris daté. Six points. La leçon a été produite le 01/07/2026, avant l'écriture du contrôle qui l'a prise en défaut (24/09/2026).</w:t>
+      </w:r>
+    </w:p>
+    <w:p>
+      <w:pPr>
+        <w:spacing w:after="100" w:before="100"/>
+      </w:pPr>
+      <w:r>
+        <w:rPr>
+          <w:rFonts w:ascii="Times New Roman" w:cs="Times New Roman" w:eastAsia="Times New Roman" w:hAnsi="Times New Roman"/>
+          <w:b/>
+          <w:bCs/>
+          <w:color w:val="1F2937"/>
+          <w:sz w:val="18"/>
+          <w:szCs w:val="18"/>
+        </w:rPr>
+        <w:t xml:space="preserve">Affiliation de Helen Palmer — </w:t>
+      </w:r>
+      <w:r>
+        <w:rPr>
+          <w:rFonts w:ascii="Times New Roman" w:cs="Times New Roman" w:eastAsia="Times New Roman" w:hAnsi="Times New Roman"/>
+          <w:color w:val="1F2937"/>
+          <w:sz w:val="18"/>
+          <w:szCs w:val="18"/>
+        </w:rPr>
+        <w:t xml:space="preserve">« Helen Palmer (Narrative Enneagram) souligne que… » → l'école est nommée en entier, son rôle de cofondatrice précisé, et sa page « À propos » citée et listée. Aucune des sept pages d'origine ne portait le mot « narrative ».</w:t>
+      </w:r>
+    </w:p>
+    <w:p>
+      <w:pPr>
+        <w:spacing w:after="100" w:before="100"/>
+      </w:pPr>
+      <w:r>
+        <w:rPr>
+          <w:rFonts w:ascii="Times New Roman" w:cs="Times New Roman" w:eastAsia="Times New Roman" w:hAnsi="Times New Roman"/>
+          <w:b/>
+          <w:bCs/>
+          <w:color w:val="1F2937"/>
+          <w:sz w:val="18"/>
+          <w:szCs w:val="18"/>
+        </w:rPr>
+        <w:t xml:space="preserve">Citation prêtée à Helen Palmer — </w:t>
+      </w:r>
+      <w:r>
+        <w:rPr>
+          <w:rFonts w:ascii="Times New Roman" w:cs="Times New Roman" w:eastAsia="Times New Roman" w:hAnsi="Times New Roman"/>
+          <w:color w:val="1F2937"/>
+          <w:sz w:val="18"/>
+          <w:szCs w:val="18"/>
+        </w:rPr>
+        <w:t xml:space="preserve">« Dans les cultures qui valorisent la réussite, le Type 3 est la norme sociale. Sa pathologie est invisible car elle est applaudie. — Helen Palmer, The Enneagram in Love and Work » → reformulation déclarée, sans guillemets ; l'ouvrage reste référencé.</w:t>
+      </w:r>
+    </w:p>
+    <w:p>
+      <w:pPr>
+        <w:spacing w:after="100" w:before="100"/>
+      </w:pPr>
+      <w:r>
+        <w:rPr>
+          <w:rFonts w:ascii="Times New Roman" w:cs="Times New Roman" w:eastAsia="Times New Roman" w:hAnsi="Times New Roman"/>
+          <w:b/>
+          <w:bCs/>
+          <w:color w:val="1F2937"/>
+          <w:sz w:val="18"/>
+          <w:szCs w:val="18"/>
+        </w:rPr>
+        <w:t xml:space="preserve">Citation prêtée à Riso &amp; Hudson — </w:t>
+      </w:r>
+      <w:r>
+        <w:rPr>
+          <w:rFonts w:ascii="Times New Roman" w:cs="Times New Roman" w:eastAsia="Times New Roman" w:hAnsi="Times New Roman"/>
+          <w:color w:val="1F2937"/>
+          <w:sz w:val="18"/>
+          <w:szCs w:val="18"/>
+        </w:rPr>
+        <w:t xml:space="preserve">« Les 3 s'adaptent à ce qu'ils croient que les autres veulent qu'ils soient. Dans la course éperdue à accomplir tout ce qui, croient-ils, les rendra plus précieux, ils peuvent s'aliéner au point de ne plus savoir ce qu'ils veulent vraiment. — Don Richard Riso &amp; Russ Hudson, The Wisdom of the Enneagram » → reformulation déclarée, sans guillemets ; l'ouvrage reste référencé.</w:t>
+      </w:r>
+    </w:p>
+    <w:p>
+      <w:pPr>
+        <w:spacing w:after="100" w:before="100"/>
+      </w:pPr>
+      <w:r>
+        <w:rPr>
+          <w:rFonts w:ascii="Times New Roman" w:cs="Times New Roman" w:eastAsia="Times New Roman" w:hAnsi="Times New Roman"/>
+          <w:b/>
+          <w:bCs/>
+          <w:color w:val="1F2937"/>
+          <w:sz w:val="18"/>
+          <w:szCs w:val="18"/>
+        </w:rPr>
+        <w:t xml:space="preserve">« tromperie de soi » prêtée à Naranjo — </w:t>
+      </w:r>
+      <w:r>
+        <w:rPr>
+          <w:rFonts w:ascii="Times New Roman" w:cs="Times New Roman" w:eastAsia="Times New Roman" w:hAnsi="Times New Roman"/>
+          <w:color w:val="1F2937"/>
+          <w:sz w:val="18"/>
+          <w:szCs w:val="18"/>
+        </w:rPr>
+        <w:t xml:space="preserve">« Claudio Naranjo, dans son approche caractérologique, décrit la fixation du 3 comme la « tromperie de soi » » → la fixation est nommée « Deceit » d'après le tableau de la page Wikipedia listée, et ce que Naranjo a fait est dit d'après cette même page.</w:t>
+      </w:r>
+    </w:p>
+    <w:p>
+      <w:pPr>
+        <w:spacing w:after="100" w:before="100"/>
+      </w:pPr>
+      <w:r>
+        <w:rPr>
+          <w:rFonts w:ascii="Times New Roman" w:cs="Times New Roman" w:eastAsia="Times New Roman" w:hAnsi="Times New Roman"/>
+          <w:b/>
+          <w:bCs/>
+          <w:color w:val="1F2937"/>
+          <w:sz w:val="18"/>
+          <w:szCs w:val="18"/>
+        </w:rPr>
+        <w:t xml:space="preserve">Consigne de l'exercice 3 — </w:t>
+      </w:r>
+      <w:r>
+        <w:rPr>
+          <w:rFonts w:ascii="Times New Roman" w:cs="Times New Roman" w:eastAsia="Times New Roman" w:hAnsi="Times New Roman"/>
+          <w:color w:val="1F2937"/>
+          <w:sz w:val="18"/>
+          <w:szCs w:val="18"/>
+        </w:rPr>
+        <w:t xml:space="preserve">« Apprends à rester dans l'inconfort de l'émotion au lieu de l'esquiver par l'action. — Synthèse des approches francophones (enneagrammepratique.fr / capsurvous.com) » → consigne de la leçon, sans guillemets : aucune des deux pages ne portait la phrase.</w:t>
+      </w:r>
+    </w:p>
+    <w:p>
+      <w:pPr>
+        <w:spacing w:after="100" w:before="100"/>
+      </w:pPr>
+      <w:r>
+        <w:rPr>
+          <w:rFonts w:ascii="Times New Roman" w:cs="Times New Roman" w:eastAsia="Times New Roman" w:hAnsi="Times New Roman"/>
+          <w:b/>
+          <w:bCs/>
+          <w:color w:val="1F2937"/>
+          <w:sz w:val="18"/>
+          <w:szCs w:val="18"/>
+        </w:rPr>
+        <w:t xml:space="preserve">Ressource ajoutée — </w:t>
+      </w:r>
+      <w:r>
+        <w:rPr>
+          <w:rFonts w:ascii="Times New Roman" w:cs="Times New Roman" w:eastAsia="Times New Roman" w:hAnsi="Times New Roman"/>
+          <w:color w:val="1F2937"/>
+          <w:sz w:val="18"/>
+          <w:szCs w:val="18"/>
+        </w:rPr>
+        <w:t xml:space="preserve">The Narrative Enneagram — À propos (narrativeenneagram.org/about/), source de l'affiliation du point 4.</w:t>
       </w:r>
     </w:p>
     <w:sectPr>

--- a/livrables/lecons/enneagramme/2026-07-01_lecon-enneagramme_05_type-3-battant-performeur.docx
+++ b/livrables/lecons/enneagramme/2026-07-01_lecon-enneagramme_05_type-3-battant-performeur.docx
@@ -838,7 +838,7 @@
           <w:sz w:val="22"/>
           <w:szCs w:val="22"/>
         </w:rPr>
-        <w:t xml:space="preserve">La fixation du Type 3 se nomme « Deceit » dans le tableau des neuf types de la page Wikipedia listée ci-dessous, en regard de « Vanity » pour la passion et de « Truthfulness » pour la vertu : le 3 n'est pas tant malhonnête avec les autres qu'avec lui-même. Claudio Naranjo, que cette même page présente comme le psychiatre chilien ayant développé et enseigné le système aux États-Unis après l'avoir étudié auprès d'Ichazo en 1970, est à l'origine de l'approche caractérologique d'où vient ce vocabulaire.</w:t>
+        <w:t xml:space="preserve">Dans le tableau des neuf types de la page Wikipedia listée ci-dessous, la fixation du Type 3 se nomme « Vanity » et sa passion « Deceit », pour une vertu de « Truthfulness » : le 3 n'est pas tant malhonnête avec les autres qu'avec lui-même. Claudio Naranjo, que cette même page présente comme le psychiatre chilien ayant développé et enseigné le système aux États-Unis après l'avoir étudié auprès d'Ichazo en 1970, est à l'origine de l'approche caractérologique d'où vient ce vocabulaire.</w:t>
       </w:r>
       <w:r>
         <w:rPr>
@@ -849,7 +849,7 @@
           <w:sz w:val="18"/>
           <w:szCs w:val="18"/>
         </w:rPr>
-        <w:t xml:space="preserve"> [Corrigé le 09/10/2026 : la leçon prêtait à Claudio Naranjo la formule « tromperie de soi ». Naranjo est bien sur la page Wikipedia listée, et abondamment, mais ni « tromperie de soi » ni « self-deception » ne lui y sont attribués ; le terme de la page pour la fixation du 3 est « Deceit », et crystalknows.com, également listée, parle de « Self-Deception » sans nommer personne. Le mot est rendu à la page qui le porte, et ce que Naranjo a fait est dit d'après la page qui le dit]</w:t>
+        <w:t xml:space="preserve"> [Corrigé le 09/10/2026 : la leçon prêtait à Claudio Naranjo la formule « tromperie de soi ». Naranjo est bien sur la page Wikipedia listée, et abondamment, mais ni « tromperie de soi » ni « self-deception » ne lui y sont attribués ; le terme de la page pour la PASSION du 3 est « Deceit » — sa fixation y est « Vanity » —, et crystalknows.com, également listée, parle de « Self-Deception » sans nommer personne. Le mot est rendu à la page qui le porte, et ce que Naranjo a fait est dit d'après la page qui le dit]</w:t>
       </w:r>
     </w:p>
     <w:p>
@@ -2669,7 +2669,7 @@
           <w:sz w:val="18"/>
           <w:szCs w:val="18"/>
         </w:rPr>
-        <w:t xml:space="preserve">Corrections du 09/10/2026, après relecture de la leçon et réouverture de ses pages. Le texte d'origine est conservé ici ; les corrections sont signalées dans le corps par un marqueur gris daté. Six points. La leçon a été produite le 01/07/2026, avant l'écriture du contrôle qui l'a prise en défaut (24/09/2026).</w:t>
+        <w:t xml:space="preserve">Corrections du 09/10/2026, après relecture de la leçon et réouverture de ses pages. Le texte d'origine est conservé ici ; les corrections sont signalées dans le corps par un marqueur gris daté. Sept points, dont une rectification du soir. La leçon a été produite le 01/07/2026, avant l'écriture du contrôle qui l'a prise en défaut (24/09/2026).</w:t>
       </w:r>
     </w:p>
     <w:p>
@@ -2769,7 +2769,7 @@
           <w:sz w:val="18"/>
           <w:szCs w:val="18"/>
         </w:rPr>
-        <w:t xml:space="preserve">« Claudio Naranjo, dans son approche caractérologique, décrit la fixation du 3 comme la « tromperie de soi » » → la fixation est nommée « Deceit » d'après le tableau de la page Wikipedia listée, et ce que Naranjo a fait est dit d'après cette même page.</w:t>
+        <w:t xml:space="preserve">« Claudio Naranjo, dans son approche caractérologique, décrit la fixation du 3 comme la « tromperie de soi » » → la passion est nommée « Deceit » et la fixation « Vanity » d'après le tableau de la page Wikipedia listée, et ce que Naranjo a fait est dit d'après cette même page.</w:t>
       </w:r>
     </w:p>
     <w:p>
@@ -2820,6 +2820,31 @@
           <w:szCs w:val="18"/>
         </w:rPr>
         <w:t xml:space="preserve">The Narrative Enneagram — À propos (narrativeenneagram.org/about/), source de l'affiliation du point 4.</w:t>
+      </w:r>
+    </w:p>
+    <w:p>
+      <w:pPr>
+        <w:spacing w:after="100" w:before="100"/>
+      </w:pPr>
+      <w:r>
+        <w:rPr>
+          <w:rFonts w:ascii="Times New Roman" w:cs="Times New Roman" w:eastAsia="Times New Roman" w:hAnsi="Times New Roman"/>
+          <w:b/>
+          <w:bCs/>
+          <w:color w:val="1F2937"/>
+          <w:sz w:val="18"/>
+          <w:szCs w:val="18"/>
+        </w:rPr>
+        <w:t xml:space="preserve">Rectification du 09/10/2026, le soir — </w:t>
+      </w:r>
+      <w:r>
+        <w:rPr>
+          <w:rFonts w:ascii="Times New Roman" w:cs="Times New Roman" w:eastAsia="Times New Roman" w:hAnsi="Times New Roman"/>
+          <w:color w:val="1F2937"/>
+          <w:sz w:val="18"/>
+          <w:szCs w:val="18"/>
+        </w:rPr>
+        <w:t xml:space="preserve">la correction de l'après-midi inversait deux colonnes du tableau de la page Wikipedia : elle donnait « Deceit » pour la fixation et « Vanity » pour la passion. L'ordre des colonnes, établi sur la ligne du type 2 dont la correspondance est connue (Flattery = fixation, Pride = passion, Humility = vertu), est noms | fixation | idées sacrées | piège | peur | désir | tentation | passion | vertu. Pour le type 3 : fixation « Vanity », passion « Deceit », vertu « Truthfulness ». Rétabli aux trois endroits.</w:t>
       </w:r>
     </w:p>
     <w:sectPr>
